--- a/scripts/memorial/assets/template_consorcio.docx
+++ b/scripts/memorial/assets/template_consorcio.docx
@@ -1287,13 +1287,13 @@
         <w:rPr>
           <w:u w:val="single"/>
         </w:rPr>
-        <w:t xml:space="preserve"> da SB-</w:t>
+        <w:t xml:space="preserve"> da </w:t>
       </w:r>
       <w:r>
         <w:rPr>
           <w:u w:val="single"/>
         </w:rPr>
-        <w:t>02</w:t>
+        <w:t>{{SUBBACIA}}</w:t>
       </w:r>
       <w:r>
         <w:rPr>
@@ -1976,14 +1976,13 @@
                 <w:sz w:val="20"/>
                 <w:szCs w:val="20"/>
               </w:rPr>
-              <w:t>02/06</w:t>
+              <w:t>{{DATA_R0}}</w:t>
             </w:r>
             <w:r>
               <w:rPr>
                 <w:sz w:val="20"/>
                 <w:szCs w:val="20"/>
               </w:rPr>
-              <w:t>/2026</w:t>
             </w:r>
           </w:p>
         </w:tc>
@@ -2006,7 +2005,7 @@
                 <w:sz w:val="20"/>
                 <w:szCs w:val="20"/>
               </w:rPr>
-              <w:t>WEVERTTON SILVA</w:t>
+              <w:t>{{ELABORADO}}</w:t>
             </w:r>
           </w:p>
         </w:tc>
@@ -2029,21 +2028,19 @@
                 <w:sz w:val="20"/>
                 <w:szCs w:val="20"/>
               </w:rPr>
-              <w:t>RODRIGO</w:t>
+              <w:t>{{APROVADO}}</w:t>
             </w:r>
             <w:r>
               <w:rPr>
                 <w:sz w:val="20"/>
                 <w:szCs w:val="20"/>
               </w:rPr>
-              <w:t xml:space="preserve"> </w:t>
             </w:r>
             <w:r>
               <w:rPr>
                 <w:sz w:val="20"/>
                 <w:szCs w:val="20"/>
               </w:rPr>
-              <w:t>SCHWAAB</w:t>
             </w:r>
           </w:p>
         </w:tc>
@@ -2068,7 +2065,7 @@
                 <w:sz w:val="20"/>
                 <w:szCs w:val="20"/>
               </w:rPr>
-              <w:t>R1</w:t>
+              <w:t>{{REV}}</w:t>
             </w:r>
           </w:p>
         </w:tc>
@@ -2114,7 +2111,7 @@
                 <w:sz w:val="20"/>
                 <w:szCs w:val="20"/>
               </w:rPr>
-              <w:t>10/06/2026</w:t>
+              <w:t>{{DATA}}</w:t>
             </w:r>
           </w:p>
         </w:tc>
@@ -2137,7 +2134,7 @@
                 <w:sz w:val="20"/>
                 <w:szCs w:val="20"/>
               </w:rPr>
-              <w:t>WEVERTTON SILVA</w:t>
+              <w:t>{{ELABORADO}}</w:t>
             </w:r>
           </w:p>
         </w:tc>
@@ -2160,21 +2157,19 @@
                 <w:sz w:val="20"/>
                 <w:szCs w:val="20"/>
               </w:rPr>
-              <w:t>RODRIGO</w:t>
+              <w:t>{{APROVADO}}</w:t>
             </w:r>
             <w:r>
               <w:rPr>
                 <w:sz w:val="20"/>
                 <w:szCs w:val="20"/>
               </w:rPr>
-              <w:t xml:space="preserve"> </w:t>
             </w:r>
             <w:r>
               <w:rPr>
                 <w:sz w:val="20"/>
                 <w:szCs w:val="20"/>
               </w:rPr>
-              <w:t>SCHWAAB</w:t>
             </w:r>
           </w:p>
         </w:tc>
